--- a/docx/02-ethernet-cableado/boletin-U02-avanzado.docx
+++ b/docx/02-ethernet-cableado/boletin-U02-avanzado.docx
@@ -15,6 +15,9 @@
             <w:pStyle w:val="TOCHeading"/>
           </w:pPr>
           <w:r>
+            <w:rPr>
+              <w:lang w:val="es-ES"/>
+            </w:rPr>
             <w:t xml:space="preserve">Table of Contents</w:t>
           </w:r>
         </w:p>
@@ -34,6 +37,9 @@
         <w:pStyle w:val="Heading1"/>
       </w:pPr>
       <w:r>
+        <w:rPr>
+          <w:lang w:val="es-ES"/>
+        </w:rPr>
         <w:t xml:space="preserve">Boletín UD2 — Avanzado</w:t>
       </w:r>
     </w:p>
@@ -44,6 +50,9 @@
         <w:pStyle w:val="Heading1"/>
       </w:pPr>
       <w:r>
+        <w:rPr>
+          <w:lang w:val="es-ES"/>
+        </w:rPr>
         <w:t xml:space="preserve">📝 Boletín UD2 — Avanzado</w:t>
       </w:r>
     </w:p>
@@ -52,6 +61,9 @@
         <w:pStyle w:val="BlockText"/>
       </w:pPr>
       <w:r>
+        <w:rPr>
+          <w:lang w:val="es-ES"/>
+        </w:rPr>
         <w:t xml:space="preserve">Ejercicios que requieren aplicar los conceptos de cableado, medios físicos, OSI y trama de forma combinada. En los difíciles tienes pista.</w:t>
       </w:r>
     </w:p>
@@ -68,6 +80,9 @@
         <w:pStyle w:val="Heading2"/>
       </w:pPr>
       <w:r>
+        <w:rPr>
+          <w:lang w:val="es-ES"/>
+        </w:rPr>
         <w:t xml:space="preserve">1. Diagnóstico de cableado</w:t>
       </w:r>
     </w:p>
@@ -76,6 +91,9 @@
         <w:pStyle w:val="FirstParagraph"/>
       </w:pPr>
       <w:r>
+        <w:rPr>
+          <w:lang w:val="es-ES"/>
+        </w:rPr>
         <w:t xml:space="preserve">Un usuario reporta que su PC solo alcanza 100 Mbps en lugar de 1 Gbps. El switch es Gigabit, el cable es Cat5e y el PC tiene una tarjeta Gigabit.</w:t>
       </w:r>
     </w:p>
@@ -88,6 +106,9 @@
         </w:numPr>
       </w:pPr>
       <w:r>
+        <w:rPr>
+          <w:lang w:val="es-ES"/>
+        </w:rPr>
         <w:t xml:space="preserve">¿Cuáles pueden ser las causas?</w:t>
       </w:r>
     </w:p>
@@ -100,6 +121,9 @@
         </w:numPr>
       </w:pPr>
       <w:r>
+        <w:rPr>
+          <w:lang w:val="es-ES"/>
+        </w:rPr>
         <w:t xml:space="preserve">¿Qué herramienta usarías para diagnosticar?</w:t>
       </w:r>
     </w:p>
@@ -112,6 +136,9 @@
         </w:numPr>
       </w:pPr>
       <w:r>
+        <w:rPr>
+          <w:lang w:val="es-ES"/>
+        </w:rPr>
         <w:t xml:space="preserve">¿Cómo probarías si el problema es el cable, el PC o el switch?</w:t>
       </w:r>
     </w:p>
@@ -123,13 +150,20 @@
         <w:rPr>
           <w:b/>
           <w:bCs/>
+          <w:lang w:val="es-ES"/>
         </w:rPr>
         <w:t xml:space="preserve">Pista:</w:t>
       </w:r>
       <w:r>
+        <w:rPr>
+          <w:lang w:val="es-ES"/>
+        </w:rPr>
         <w:t xml:space="preserve"> </w:t>
       </w:r>
       <w:r>
+        <w:rPr>
+          <w:lang w:val="es-ES"/>
+        </w:rPr>
         <w:t xml:space="preserve">Gigabit Ethernet requiere los 4 pares. Si solo 2 pares están conectados, la negociación cae a 100 Mbps.</w:t>
       </w:r>
     </w:p>
@@ -140,6 +174,9 @@
         <w:pStyle w:val="Heading2"/>
       </w:pPr>
       <w:r>
+        <w:rPr>
+          <w:lang w:val="es-ES"/>
+        </w:rPr>
         <w:t xml:space="preserve">2. Diseño de cableado estructurado</w:t>
       </w:r>
     </w:p>
@@ -148,6 +185,9 @@
         <w:pStyle w:val="FirstParagraph"/>
       </w:pPr>
       <w:r>
+        <w:rPr>
+          <w:lang w:val="es-ES"/>
+        </w:rPr>
         <w:t xml:space="preserve">Diseña el cableado para una oficina de 2 plantas:</w:t>
       </w:r>
     </w:p>
@@ -159,29 +199,46 @@
         <w:rPr>
           <w:b/>
           <w:bCs/>
+          <w:lang w:val="es-ES"/>
         </w:rPr>
         <w:t xml:space="preserve">Planta 1:</w:t>
       </w:r>
       <w:r>
+        <w:rPr>
+          <w:lang w:val="es-ES"/>
+        </w:rPr>
         <w:t xml:space="preserve"> </w:t>
       </w:r>
       <w:r>
+        <w:rPr>
+          <w:lang w:val="es-ES"/>
+        </w:rPr>
         <w:t xml:space="preserve">40 puestos de trabajo + sala de servidores</w:t>
       </w:r>
       <w:r>
+        <w:rPr>
+          <w:lang w:val="es-ES"/>
+        </w:rPr>
         <w:t xml:space="preserve"> </w:t>
       </w:r>
       <w:r>
         <w:rPr>
           <w:b/>
           <w:bCs/>
+          <w:lang w:val="es-ES"/>
         </w:rPr>
         <w:t xml:space="preserve">Planta 2:</w:t>
       </w:r>
       <w:r>
+        <w:rPr>
+          <w:lang w:val="es-ES"/>
+        </w:rPr>
         <w:t xml:space="preserve"> </w:t>
       </w:r>
       <w:r>
+        <w:rPr>
+          <w:lang w:val="es-ES"/>
+        </w:rPr>
         <w:t xml:space="preserve">30 puestos de trabajo</w:t>
       </w:r>
     </w:p>
@@ -190,30 +247,57 @@
         <w:pStyle w:val="BodyText"/>
       </w:pPr>
       <w:r>
+        <w:rPr>
+          <w:lang w:val="es-ES"/>
+        </w:rPr>
         <w:t xml:space="preserve">Especifica:</w:t>
       </w:r>
       <w:r>
+        <w:rPr>
+          <w:lang w:val="es-ES"/>
+        </w:rPr>
         <w:t xml:space="preserve"> </w:t>
       </w:r>
       <w:r>
+        <w:rPr>
+          <w:lang w:val="es-ES"/>
+        </w:rPr>
         <w:t xml:space="preserve">a) Cuántos switches necesitas y de qué tipo</w:t>
       </w:r>
       <w:r>
+        <w:rPr>
+          <w:lang w:val="es-ES"/>
+        </w:rPr>
         <w:t xml:space="preserve"> </w:t>
       </w:r>
       <w:r>
+        <w:rPr>
+          <w:lang w:val="es-ES"/>
+        </w:rPr>
         <w:t xml:space="preserve">b) Qué categoría de cable usas para puestos y para uplinks</w:t>
       </w:r>
       <w:r>
+        <w:rPr>
+          <w:lang w:val="es-ES"/>
+        </w:rPr>
         <w:t xml:space="preserve"> </w:t>
       </w:r>
       <w:r>
+        <w:rPr>
+          <w:lang w:val="es-ES"/>
+        </w:rPr>
         <w:t xml:space="preserve">c) Dónde colocas los patch panels</w:t>
       </w:r>
       <w:r>
+        <w:rPr>
+          <w:lang w:val="es-ES"/>
+        </w:rPr>
         <w:t xml:space="preserve"> </w:t>
       </w:r>
       <w:r>
+        <w:rPr>
+          <w:lang w:val="es-ES"/>
+        </w:rPr>
         <w:t xml:space="preserve">d) Cómo conectas las dos plantas</w:t>
       </w:r>
     </w:p>
@@ -225,13 +309,20 @@
         <w:rPr>
           <w:b/>
           <w:bCs/>
+          <w:lang w:val="es-ES"/>
         </w:rPr>
         <w:t xml:space="preserve">Pista:</w:t>
       </w:r>
       <w:r>
+        <w:rPr>
+          <w:lang w:val="es-ES"/>
+        </w:rPr>
         <w:t xml:space="preserve"> </w:t>
       </w:r>
       <w:r>
+        <w:rPr>
+          <w:lang w:val="es-ES"/>
+        </w:rPr>
         <w:t xml:space="preserve">Piensa en términos de cable horizontal, patch panels, y uplinks entre plantas. La fibra para uplinks entre plantas es una buena práctica.</w:t>
       </w:r>
     </w:p>
@@ -242,6 +333,9 @@
         <w:pStyle w:val="Heading2"/>
       </w:pPr>
       <w:r>
+        <w:rPr>
+          <w:lang w:val="es-ES"/>
+        </w:rPr>
         <w:t xml:space="preserve">3. Cálculo de atenuación</w:t>
       </w:r>
     </w:p>
@@ -250,6 +344,9 @@
         <w:pStyle w:val="FirstParagraph"/>
       </w:pPr>
       <w:r>
+        <w:rPr>
+          <w:lang w:val="es-ES"/>
+        </w:rPr>
         <w:t xml:space="preserve">Un cable UTP Cat6 tiene una atenuación máxima de 21,3 dB a 100 MHz para 100 metros. La señal del transmisor tiene una potencia de 2 dBm.</w:t>
       </w:r>
     </w:p>
@@ -262,6 +359,9 @@
         </w:numPr>
       </w:pPr>
       <w:r>
+        <w:rPr>
+          <w:lang w:val="es-ES"/>
+        </w:rPr>
         <w:t xml:space="preserve">¿Qué potencia llega al receptor después de 100 m?</w:t>
       </w:r>
     </w:p>
@@ -274,6 +374,9 @@
         </w:numPr>
       </w:pPr>
       <w:r>
+        <w:rPr>
+          <w:lang w:val="es-ES"/>
+        </w:rPr>
         <w:t xml:space="preserve">Si el receptor necesita al menos -20 dBm para interpretar la señal, ¿funciona?</w:t>
       </w:r>
     </w:p>
@@ -286,6 +389,9 @@
         </w:numPr>
       </w:pPr>
       <w:r>
+        <w:rPr>
+          <w:lang w:val="es-ES"/>
+        </w:rPr>
         <w:t xml:space="preserve">¿Qué pasa si el cable mide 120 metros?</w:t>
       </w:r>
     </w:p>
@@ -297,13 +403,20 @@
         <w:rPr>
           <w:b/>
           <w:bCs/>
+          <w:lang w:val="es-ES"/>
         </w:rPr>
         <w:t xml:space="preserve">Pista:</w:t>
       </w:r>
       <w:r>
+        <w:rPr>
+          <w:lang w:val="es-ES"/>
+        </w:rPr>
         <w:t xml:space="preserve"> </w:t>
       </w:r>
       <w:r>
+        <w:rPr>
+          <w:lang w:val="es-ES"/>
+        </w:rPr>
         <w:t xml:space="preserve">Potencia recibida = Potencia transmitida - Atenuación. La atenuación es proporcional a la distancia.</w:t>
       </w:r>
     </w:p>
@@ -314,6 +427,9 @@
         <w:pStyle w:val="Heading2"/>
       </w:pPr>
       <w:r>
+        <w:rPr>
+          <w:lang w:val="es-ES"/>
+        </w:rPr>
         <w:t xml:space="preserve">4. Fibra vs cobre: caso real</w:t>
       </w:r>
     </w:p>
@@ -322,6 +438,9 @@
         <w:pStyle w:val="FirstParagraph"/>
       </w:pPr>
       <w:r>
+        <w:rPr>
+          <w:lang w:val="es-ES"/>
+        </w:rPr>
         <w:t xml:space="preserve">Eres el administrador de un campus universitario con 3 edificios separados por 200, 500 y 2000 metros respectivamente.</w:t>
       </w:r>
     </w:p>
@@ -334,6 +453,9 @@
         </w:numPr>
       </w:pPr>
       <w:r>
+        <w:rPr>
+          <w:lang w:val="es-ES"/>
+        </w:rPr>
         <w:t xml:space="preserve">¿Qué medio usarías para conectar cada edificio? ¿Por qué?</w:t>
       </w:r>
     </w:p>
@@ -346,6 +468,9 @@
         </w:numPr>
       </w:pPr>
       <w:r>
+        <w:rPr>
+          <w:lang w:val="es-ES"/>
+        </w:rPr>
         <w:t xml:space="preserve">Si usas fibra, ¿monomodo o multimodo? ¿Para cada distancia?</w:t>
       </w:r>
     </w:p>
@@ -358,6 +483,9 @@
         </w:numPr>
       </w:pPr>
       <w:r>
+        <w:rPr>
+          <w:lang w:val="es-ES"/>
+        </w:rPr>
         <w:t xml:space="preserve">¿Qué conectores y módulos SFP elegirías?</w:t>
       </w:r>
     </w:p>
@@ -369,13 +497,20 @@
         <w:rPr>
           <w:b/>
           <w:bCs/>
+          <w:lang w:val="es-ES"/>
         </w:rPr>
         <w:t xml:space="preserve">Pista:</w:t>
       </w:r>
       <w:r>
+        <w:rPr>
+          <w:lang w:val="es-ES"/>
+        </w:rPr>
         <w:t xml:space="preserve"> </w:t>
       </w:r>
       <w:r>
+        <w:rPr>
+          <w:lang w:val="es-ES"/>
+        </w:rPr>
         <w:t xml:space="preserve">200 m → multimodo (barato). 2000 m → monomodo (necesario por distancia).</w:t>
       </w:r>
     </w:p>
@@ -386,6 +521,9 @@
         <w:pStyle w:val="Heading2"/>
       </w:pPr>
       <w:r>
+        <w:rPr>
+          <w:lang w:val="es-ES"/>
+        </w:rPr>
         <w:t xml:space="preserve">5. Pinout y solución de problemas</w:t>
       </w:r>
     </w:p>
@@ -394,6 +532,9 @@
         <w:pStyle w:val="FirstParagraph"/>
       </w:pPr>
       <w:r>
+        <w:rPr>
+          <w:lang w:val="es-ES"/>
+        </w:rPr>
         <w:t xml:space="preserve">Tienes un cable que no funciona. Usas un comprobador y ves esta secuencia de LEDs:</w:t>
       </w:r>
     </w:p>
@@ -404,6 +545,7 @@
       <w:r>
         <w:rPr>
           <w:rStyle w:val="VerbatimChar"/>
+          <w:lang w:val="es-ES"/>
         </w:rPr>
         <w:t xml:space="preserve">Extremo A: 1 2 3 4 5 6 7 8</w:t>
       </w:r>
@@ -413,6 +555,7 @@
       <w:r>
         <w:rPr>
           <w:rStyle w:val="VerbatimChar"/>
+          <w:lang w:val="es-ES"/>
         </w:rPr>
         <w:t xml:space="preserve">Extremo B: 1 2 3 4 5 6 7 8</w:t>
       </w:r>
@@ -422,6 +565,7 @@
       <w:r>
         <w:rPr>
           <w:rStyle w:val="VerbatimChar"/>
+          <w:lang w:val="es-ES"/>
         </w:rPr>
         <w:t xml:space="preserve">           ✓ ✓ ✗ ✓ ✓ ✓ ✓ ✓</w:t>
       </w:r>
@@ -435,6 +579,9 @@
         </w:numPr>
       </w:pPr>
       <w:r>
+        <w:rPr>
+          <w:lang w:val="es-ES"/>
+        </w:rPr>
         <w:t xml:space="preserve">¿Qué pin falla?</w:t>
       </w:r>
     </w:p>
@@ -447,6 +594,9 @@
         </w:numPr>
       </w:pPr>
       <w:r>
+        <w:rPr>
+          <w:lang w:val="es-ES"/>
+        </w:rPr>
         <w:t xml:space="preserve">¿Qué par de hilos está afectado?</w:t>
       </w:r>
     </w:p>
@@ -459,6 +609,9 @@
         </w:numPr>
       </w:pPr>
       <w:r>
+        <w:rPr>
+          <w:lang w:val="es-ES"/>
+        </w:rPr>
         <w:t xml:space="preserve">¿El cable funcionará parcialmente? ¿A qué velocidad?</w:t>
       </w:r>
     </w:p>
@@ -470,13 +623,20 @@
         <w:rPr>
           <w:b/>
           <w:bCs/>
+          <w:lang w:val="es-ES"/>
         </w:rPr>
         <w:t xml:space="preserve">Pista:</w:t>
       </w:r>
       <w:r>
+        <w:rPr>
+          <w:lang w:val="es-ES"/>
+        </w:rPr>
         <w:t xml:space="preserve"> </w:t>
       </w:r>
       <w:r>
+        <w:rPr>
+          <w:lang w:val="es-ES"/>
+        </w:rPr>
         <w:t xml:space="preserve">Localiza qué par (1-2, 3-6, 4-5, 7-8) corresponde al pin que falla.</w:t>
       </w:r>
     </w:p>
@@ -487,6 +647,9 @@
         <w:pStyle w:val="Heading2"/>
       </w:pPr>
       <w:r>
+        <w:rPr>
+          <w:lang w:val="es-ES"/>
+        </w:rPr>
         <w:t xml:space="preserve">6. Diseña el latiguillo perfecto</w:t>
       </w:r>
     </w:p>
@@ -495,6 +658,9 @@
         <w:pStyle w:val="FirstParagraph"/>
       </w:pPr>
       <w:r>
+        <w:rPr>
+          <w:lang w:val="es-ES"/>
+        </w:rPr>
         <w:t xml:space="preserve">Describe paso a paso cómo crimpar un cable directo T568B, incluyendo:</w:t>
       </w:r>
     </w:p>
@@ -507,6 +673,9 @@
         </w:numPr>
       </w:pPr>
       <w:r>
+        <w:rPr>
+          <w:lang w:val="es-ES"/>
+        </w:rPr>
         <w:t xml:space="preserve">Herramientas necesarias</w:t>
       </w:r>
     </w:p>
@@ -519,6 +688,9 @@
         </w:numPr>
       </w:pPr>
       <w:r>
+        <w:rPr>
+          <w:lang w:val="es-ES"/>
+        </w:rPr>
         <w:t xml:space="preserve">Longitud recomendada de pelado de funda</w:t>
       </w:r>
     </w:p>
@@ -531,6 +703,9 @@
         </w:numPr>
       </w:pPr>
       <w:r>
+        <w:rPr>
+          <w:lang w:val="es-ES"/>
+        </w:rPr>
         <w:t xml:space="preserve">Orden exacto de los hilos (de izquierda a derecha, con el clip hacia abajo)</w:t>
       </w:r>
     </w:p>
@@ -543,6 +718,9 @@
         </w:numPr>
       </w:pPr>
       <w:r>
+        <w:rPr>
+          <w:lang w:val="es-ES"/>
+        </w:rPr>
         <w:t xml:space="preserve">Cómo saber si el crimpado ha sido correcto</w:t>
       </w:r>
     </w:p>
@@ -553,6 +731,9 @@
         <w:pStyle w:val="Heading2"/>
       </w:pPr>
       <w:r>
+        <w:rPr>
+          <w:lang w:val="es-ES"/>
+        </w:rPr>
         <w:t xml:space="preserve">7. Elección de medio a escala</w:t>
       </w:r>
     </w:p>
@@ -561,6 +742,9 @@
         <w:pStyle w:val="FirstParagraph"/>
       </w:pPr>
       <w:r>
+        <w:rPr>
+          <w:lang w:val="es-ES"/>
+        </w:rPr>
         <w:t xml:space="preserve">Decide qué medio de transmisión usarías para cada escenario y justifícalo:</w:t>
       </w:r>
     </w:p>
@@ -576,13 +760,20 @@
         <w:rPr>
           <w:b/>
           <w:bCs/>
+          <w:lang w:val="es-ES"/>
         </w:rPr>
         <w:t xml:space="preserve">Mini-oficina</w:t>
       </w:r>
       <w:r>
+        <w:rPr>
+          <w:lang w:val="es-ES"/>
+        </w:rPr>
         <w:t xml:space="preserve"> </w:t>
       </w:r>
       <w:r>
+        <w:rPr>
+          <w:lang w:val="es-ES"/>
+        </w:rPr>
         <w:t xml:space="preserve">de 8 puestos en un local de 60 m².</w:t>
       </w:r>
     </w:p>
@@ -598,13 +789,20 @@
         <w:rPr>
           <w:b/>
           <w:bCs/>
+          <w:lang w:val="es-ES"/>
         </w:rPr>
         <w:t xml:space="preserve">Planta</w:t>
       </w:r>
       <w:r>
+        <w:rPr>
+          <w:lang w:val="es-ES"/>
+        </w:rPr>
         <w:t xml:space="preserve"> </w:t>
       </w:r>
       <w:r>
+        <w:rPr>
+          <w:lang w:val="es-ES"/>
+        </w:rPr>
         <w:t xml:space="preserve">de 40 puestos en un edificio de oficinas con el rack en la misma planta.</w:t>
       </w:r>
     </w:p>
@@ -620,13 +818,20 @@
         <w:rPr>
           <w:b/>
           <w:bCs/>
+          <w:lang w:val="es-ES"/>
         </w:rPr>
         <w:t xml:space="preserve">Campus</w:t>
       </w:r>
       <w:r>
+        <w:rPr>
+          <w:lang w:val="es-ES"/>
+        </w:rPr>
         <w:t xml:space="preserve"> </w:t>
       </w:r>
       <w:r>
+        <w:rPr>
+          <w:lang w:val="es-ES"/>
+        </w:rPr>
         <w:t xml:space="preserve">de 3 edificios separados por 100, 500 y 2000 metros.</w:t>
       </w:r>
     </w:p>
@@ -635,6 +840,9 @@
         <w:pStyle w:val="FirstParagraph"/>
       </w:pPr>
       <w:r>
+        <w:rPr>
+          <w:lang w:val="es-ES"/>
+        </w:rPr>
         <w:t xml:space="preserve">En cada caso indica: medio (cobre/fibra), categoría/estándar aproximado y, si usas fibra, monomodo o multimodo.</w:t>
       </w:r>
     </w:p>
@@ -646,13 +854,20 @@
         <w:rPr>
           <w:b/>
           <w:bCs/>
+          <w:lang w:val="es-ES"/>
         </w:rPr>
         <w:t xml:space="preserve">Pista:</w:t>
       </w:r>
       <w:r>
+        <w:rPr>
+          <w:lang w:val="es-ES"/>
+        </w:rPr>
         <w:t xml:space="preserve"> </w:t>
       </w:r>
       <w:r>
+        <w:rPr>
+          <w:lang w:val="es-ES"/>
+        </w:rPr>
         <w:t xml:space="preserve">decide primero por distancia y presupuesto. 100 m es el límite del cobre, la multimodo cubre hasta ~550 m y la monomodo el resto.</w:t>
       </w:r>
     </w:p>
@@ -663,6 +878,9 @@
         <w:pStyle w:val="Heading2"/>
       </w:pPr>
       <w:r>
+        <w:rPr>
+          <w:lang w:val="es-ES"/>
+        </w:rPr>
         <w:t xml:space="preserve">8. Diagnóstico por capas (OSI en acción)</w:t>
       </w:r>
     </w:p>
@@ -671,6 +889,9 @@
         <w:pStyle w:val="FirstParagraph"/>
       </w:pPr>
       <w:r>
+        <w:rPr>
+          <w:lang w:val="es-ES"/>
+        </w:rPr>
         <w:t xml:space="preserve">Síntomas en una oficina:</w:t>
       </w:r>
     </w:p>
@@ -686,13 +907,20 @@
         <w:rPr>
           <w:b/>
           <w:bCs/>
+          <w:lang w:val="es-ES"/>
         </w:rPr>
         <w:t xml:space="preserve">Síntoma A:</w:t>
       </w:r>
       <w:r>
+        <w:rPr>
+          <w:lang w:val="es-ES"/>
+        </w:rPr>
         <w:t xml:space="preserve"> </w:t>
       </w:r>
       <w:r>
+        <w:rPr>
+          <w:lang w:val="es-ES"/>
+        </w:rPr>
         <w:t xml:space="preserve">el LED del switch está verde, el tester de cables pasa al 100%, pero Wireshark muestra tramas con FCS erróneo y el ping a la IP del gateway falla a veces.</w:t>
       </w:r>
     </w:p>
@@ -708,13 +936,20 @@
         <w:rPr>
           <w:b/>
           <w:bCs/>
+          <w:lang w:val="es-ES"/>
         </w:rPr>
         <w:t xml:space="preserve">Síntoma B:</w:t>
       </w:r>
       <w:r>
+        <w:rPr>
+          <w:lang w:val="es-ES"/>
+        </w:rPr>
         <w:t xml:space="preserve"> </w:t>
       </w:r>
       <w:r>
+        <w:rPr>
+          <w:lang w:val="es-ES"/>
+        </w:rPr>
         <w:t xml:space="preserve">el LED del puerto del switch está apagado en el PC del usuario, aunque el cable está enchufado a ambos lados.</w:t>
       </w:r>
     </w:p>
@@ -730,13 +965,20 @@
         <w:rPr>
           <w:b/>
           <w:bCs/>
+          <w:lang w:val="es-ES"/>
         </w:rPr>
         <w:t xml:space="preserve">Síntoma C:</w:t>
       </w:r>
       <w:r>
+        <w:rPr>
+          <w:lang w:val="es-ES"/>
+        </w:rPr>
         <w:t xml:space="preserve"> </w:t>
       </w:r>
       <w:r>
+        <w:rPr>
+          <w:lang w:val="es-ES"/>
+        </w:rPr>
         <w:t xml:space="preserve">el cable está pelado y un par partido: no hay LED de enlace.</w:t>
       </w:r>
     </w:p>
@@ -745,6 +987,9 @@
         <w:pStyle w:val="FirstParagraph"/>
       </w:pPr>
       <w:r>
+        <w:rPr>
+          <w:lang w:val="es-ES"/>
+        </w:rPr>
         <w:t xml:space="preserve">Para cada síntoma:</w:t>
       </w:r>
     </w:p>
@@ -757,6 +1002,9 @@
         </w:numPr>
       </w:pPr>
       <w:r>
+        <w:rPr>
+          <w:lang w:val="es-ES"/>
+        </w:rPr>
         <w:t xml:space="preserve">¿En qué capa OSI (1, 2 o 3) sitúas el fallo? Justifica con la PDU afectada (bits, trama, paquete).</w:t>
       </w:r>
     </w:p>
@@ -769,6 +1017,9 @@
         </w:numPr>
       </w:pPr>
       <w:r>
+        <w:rPr>
+          <w:lang w:val="es-ES"/>
+        </w:rPr>
         <w:t xml:space="preserve">¿Qué comando o herramienta usarías primero?</w:t>
       </w:r>
     </w:p>
@@ -781,6 +1032,9 @@
         </w:numPr>
       </w:pPr>
       <w:r>
+        <w:rPr>
+          <w:lang w:val="es-ES"/>
+        </w:rPr>
         <w:t xml:space="preserve">En el Síntoma A, ¿por qué el fallo NO está en la capa 1 si el tester ha pasado?</w:t>
       </w:r>
     </w:p>
@@ -792,13 +1046,20 @@
         <w:rPr>
           <w:b/>
           <w:bCs/>
+          <w:lang w:val="es-ES"/>
         </w:rPr>
         <w:t xml:space="preserve">Pista:</w:t>
       </w:r>
       <w:r>
+        <w:rPr>
+          <w:lang w:val="es-ES"/>
+        </w:rPr>
         <w:t xml:space="preserve"> </w:t>
       </w:r>
       <w:r>
+        <w:rPr>
+          <w:lang w:val="es-ES"/>
+        </w:rPr>
         <w:t xml:space="preserve">escalera 1→2→3 de UD1; si hay LED y tester OK, la capa 1 local funciona y el problema sube a la trama o más arriba.</w:t>
       </w:r>
     </w:p>

--- a/docx/02-ethernet-cableado/boletin-U02-avanzado.docx
+++ b/docx/02-ethernet-cableado/boletin-U02-avanzado.docx
@@ -15,9 +15,6 @@
             <w:pStyle w:val="TOCHeading"/>
           </w:pPr>
           <w:r>
-            <w:rPr>
-              <w:lang w:val="es-ES"/>
-            </w:rPr>
             <w:t xml:space="preserve">Table of Contents</w:t>
           </w:r>
         </w:p>
@@ -37,9 +34,6 @@
         <w:pStyle w:val="Heading1"/>
       </w:pPr>
       <w:r>
-        <w:rPr>
-          <w:lang w:val="es-ES"/>
-        </w:rPr>
         <w:t xml:space="preserve">Boletín UD2 — Avanzado</w:t>
       </w:r>
     </w:p>
@@ -50,9 +44,6 @@
         <w:pStyle w:val="Heading1"/>
       </w:pPr>
       <w:r>
-        <w:rPr>
-          <w:lang w:val="es-ES"/>
-        </w:rPr>
         <w:t xml:space="preserve">📝 Boletín UD2 — Avanzado</w:t>
       </w:r>
     </w:p>
@@ -61,9 +52,6 @@
         <w:pStyle w:val="BlockText"/>
       </w:pPr>
       <w:r>
-        <w:rPr>
-          <w:lang w:val="es-ES"/>
-        </w:rPr>
         <w:t xml:space="preserve">Ejercicios que requieren aplicar los conceptos de cableado, medios físicos, OSI y trama de forma combinada. En los difíciles tienes pista.</w:t>
       </w:r>
     </w:p>
@@ -80,9 +68,6 @@
         <w:pStyle w:val="Heading2"/>
       </w:pPr>
       <w:r>
-        <w:rPr>
-          <w:lang w:val="es-ES"/>
-        </w:rPr>
         <w:t xml:space="preserve">1. Diagnóstico de cableado</w:t>
       </w:r>
     </w:p>
@@ -91,9 +76,6 @@
         <w:pStyle w:val="FirstParagraph"/>
       </w:pPr>
       <w:r>
-        <w:rPr>
-          <w:lang w:val="es-ES"/>
-        </w:rPr>
         <w:t xml:space="preserve">Un usuario reporta que su PC solo alcanza 100 Mbps en lugar de 1 Gbps. El switch es Gigabit, el cable es Cat5e y el PC tiene una tarjeta Gigabit.</w:t>
       </w:r>
     </w:p>
@@ -106,9 +88,6 @@
         </w:numPr>
       </w:pPr>
       <w:r>
-        <w:rPr>
-          <w:lang w:val="es-ES"/>
-        </w:rPr>
         <w:t xml:space="preserve">¿Cuáles pueden ser las causas?</w:t>
       </w:r>
     </w:p>
@@ -121,9 +100,6 @@
         </w:numPr>
       </w:pPr>
       <w:r>
-        <w:rPr>
-          <w:lang w:val="es-ES"/>
-        </w:rPr>
         <w:t xml:space="preserve">¿Qué herramienta usarías para diagnosticar?</w:t>
       </w:r>
     </w:p>
@@ -136,9 +112,6 @@
         </w:numPr>
       </w:pPr>
       <w:r>
-        <w:rPr>
-          <w:lang w:val="es-ES"/>
-        </w:rPr>
         <w:t xml:space="preserve">¿Cómo probarías si el problema es el cable, el PC o el switch?</w:t>
       </w:r>
     </w:p>
@@ -150,20 +123,13 @@
         <w:rPr>
           <w:b/>
           <w:bCs/>
-          <w:lang w:val="es-ES"/>
         </w:rPr>
         <w:t xml:space="preserve">Pista:</w:t>
       </w:r>
       <w:r>
-        <w:rPr>
-          <w:lang w:val="es-ES"/>
-        </w:rPr>
         <w:t xml:space="preserve"> </w:t>
       </w:r>
       <w:r>
-        <w:rPr>
-          <w:lang w:val="es-ES"/>
-        </w:rPr>
         <w:t xml:space="preserve">Gigabit Ethernet requiere los 4 pares. Si solo 2 pares están conectados, la negociación cae a 100 Mbps.</w:t>
       </w:r>
     </w:p>
@@ -174,9 +140,6 @@
         <w:pStyle w:val="Heading2"/>
       </w:pPr>
       <w:r>
-        <w:rPr>
-          <w:lang w:val="es-ES"/>
-        </w:rPr>
         <w:t xml:space="preserve">2. Diseño de cableado estructurado</w:t>
       </w:r>
     </w:p>
@@ -185,9 +148,6 @@
         <w:pStyle w:val="FirstParagraph"/>
       </w:pPr>
       <w:r>
-        <w:rPr>
-          <w:lang w:val="es-ES"/>
-        </w:rPr>
         <w:t xml:space="preserve">Diseña el cableado para una oficina de 2 plantas:</w:t>
       </w:r>
     </w:p>
@@ -199,46 +159,29 @@
         <w:rPr>
           <w:b/>
           <w:bCs/>
-          <w:lang w:val="es-ES"/>
         </w:rPr>
         <w:t xml:space="preserve">Planta 1:</w:t>
       </w:r>
       <w:r>
-        <w:rPr>
-          <w:lang w:val="es-ES"/>
-        </w:rPr>
         <w:t xml:space="preserve"> </w:t>
       </w:r>
       <w:r>
-        <w:rPr>
-          <w:lang w:val="es-ES"/>
-        </w:rPr>
         <w:t xml:space="preserve">40 puestos de trabajo + sala de servidores</w:t>
       </w:r>
       <w:r>
-        <w:rPr>
-          <w:lang w:val="es-ES"/>
-        </w:rPr>
         <w:t xml:space="preserve"> </w:t>
       </w:r>
       <w:r>
         <w:rPr>
           <w:b/>
           <w:bCs/>
-          <w:lang w:val="es-ES"/>
         </w:rPr>
         <w:t xml:space="preserve">Planta 2:</w:t>
       </w:r>
       <w:r>
-        <w:rPr>
-          <w:lang w:val="es-ES"/>
-        </w:rPr>
         <w:t xml:space="preserve"> </w:t>
       </w:r>
       <w:r>
-        <w:rPr>
-          <w:lang w:val="es-ES"/>
-        </w:rPr>
         <w:t xml:space="preserve">30 puestos de trabajo</w:t>
       </w:r>
     </w:p>
@@ -247,57 +190,30 @@
         <w:pStyle w:val="BodyText"/>
       </w:pPr>
       <w:r>
-        <w:rPr>
-          <w:lang w:val="es-ES"/>
-        </w:rPr>
         <w:t xml:space="preserve">Especifica:</w:t>
       </w:r>
       <w:r>
-        <w:rPr>
-          <w:lang w:val="es-ES"/>
-        </w:rPr>
         <w:t xml:space="preserve"> </w:t>
       </w:r>
       <w:r>
-        <w:rPr>
-          <w:lang w:val="es-ES"/>
-        </w:rPr>
         <w:t xml:space="preserve">a) Cuántos switches necesitas y de qué tipo</w:t>
       </w:r>
       <w:r>
-        <w:rPr>
-          <w:lang w:val="es-ES"/>
-        </w:rPr>
         <w:t xml:space="preserve"> </w:t>
       </w:r>
       <w:r>
-        <w:rPr>
-          <w:lang w:val="es-ES"/>
-        </w:rPr>
         <w:t xml:space="preserve">b) Qué categoría de cable usas para puestos y para uplinks</w:t>
       </w:r>
       <w:r>
-        <w:rPr>
-          <w:lang w:val="es-ES"/>
-        </w:rPr>
         <w:t xml:space="preserve"> </w:t>
       </w:r>
       <w:r>
-        <w:rPr>
-          <w:lang w:val="es-ES"/>
-        </w:rPr>
         <w:t xml:space="preserve">c) Dónde colocas los patch panels</w:t>
       </w:r>
       <w:r>
-        <w:rPr>
-          <w:lang w:val="es-ES"/>
-        </w:rPr>
         <w:t xml:space="preserve"> </w:t>
       </w:r>
       <w:r>
-        <w:rPr>
-          <w:lang w:val="es-ES"/>
-        </w:rPr>
         <w:t xml:space="preserve">d) Cómo conectas las dos plantas</w:t>
       </w:r>
     </w:p>
@@ -309,20 +225,13 @@
         <w:rPr>
           <w:b/>
           <w:bCs/>
-          <w:lang w:val="es-ES"/>
         </w:rPr>
         <w:t xml:space="preserve">Pista:</w:t>
       </w:r>
       <w:r>
-        <w:rPr>
-          <w:lang w:val="es-ES"/>
-        </w:rPr>
         <w:t xml:space="preserve"> </w:t>
       </w:r>
       <w:r>
-        <w:rPr>
-          <w:lang w:val="es-ES"/>
-        </w:rPr>
         <w:t xml:space="preserve">Piensa en términos de cable horizontal, patch panels, y uplinks entre plantas. La fibra para uplinks entre plantas es una buena práctica.</w:t>
       </w:r>
     </w:p>
@@ -333,9 +242,6 @@
         <w:pStyle w:val="Heading2"/>
       </w:pPr>
       <w:r>
-        <w:rPr>
-          <w:lang w:val="es-ES"/>
-        </w:rPr>
         <w:t xml:space="preserve">3. Cálculo de atenuación</w:t>
       </w:r>
     </w:p>
@@ -344,9 +250,6 @@
         <w:pStyle w:val="FirstParagraph"/>
       </w:pPr>
       <w:r>
-        <w:rPr>
-          <w:lang w:val="es-ES"/>
-        </w:rPr>
         <w:t xml:space="preserve">Un cable UTP Cat6 tiene una atenuación máxima de 21,3 dB a 100 MHz para 100 metros. La señal del transmisor tiene una potencia de 2 dBm.</w:t>
       </w:r>
     </w:p>
@@ -359,9 +262,6 @@
         </w:numPr>
       </w:pPr>
       <w:r>
-        <w:rPr>
-          <w:lang w:val="es-ES"/>
-        </w:rPr>
         <w:t xml:space="preserve">¿Qué potencia llega al receptor después de 100 m?</w:t>
       </w:r>
     </w:p>
@@ -374,9 +274,6 @@
         </w:numPr>
       </w:pPr>
       <w:r>
-        <w:rPr>
-          <w:lang w:val="es-ES"/>
-        </w:rPr>
         <w:t xml:space="preserve">Si el receptor necesita al menos -20 dBm para interpretar la señal, ¿funciona?</w:t>
       </w:r>
     </w:p>
@@ -389,9 +286,6 @@
         </w:numPr>
       </w:pPr>
       <w:r>
-        <w:rPr>
-          <w:lang w:val="es-ES"/>
-        </w:rPr>
         <w:t xml:space="preserve">¿Qué pasa si el cable mide 120 metros?</w:t>
       </w:r>
     </w:p>
@@ -403,20 +297,13 @@
         <w:rPr>
           <w:b/>
           <w:bCs/>
-          <w:lang w:val="es-ES"/>
         </w:rPr>
         <w:t xml:space="preserve">Pista:</w:t>
       </w:r>
       <w:r>
-        <w:rPr>
-          <w:lang w:val="es-ES"/>
-        </w:rPr>
         <w:t xml:space="preserve"> </w:t>
       </w:r>
       <w:r>
-        <w:rPr>
-          <w:lang w:val="es-ES"/>
-        </w:rPr>
         <w:t xml:space="preserve">Potencia recibida = Potencia transmitida - Atenuación. La atenuación es proporcional a la distancia.</w:t>
       </w:r>
     </w:p>
@@ -427,9 +314,6 @@
         <w:pStyle w:val="Heading2"/>
       </w:pPr>
       <w:r>
-        <w:rPr>
-          <w:lang w:val="es-ES"/>
-        </w:rPr>
         <w:t xml:space="preserve">4. Fibra vs cobre: caso real</w:t>
       </w:r>
     </w:p>
@@ -438,9 +322,6 @@
         <w:pStyle w:val="FirstParagraph"/>
       </w:pPr>
       <w:r>
-        <w:rPr>
-          <w:lang w:val="es-ES"/>
-        </w:rPr>
         <w:t xml:space="preserve">Eres el administrador de un campus universitario con 3 edificios separados por 200, 500 y 2000 metros respectivamente.</w:t>
       </w:r>
     </w:p>
@@ -453,9 +334,6 @@
         </w:numPr>
       </w:pPr>
       <w:r>
-        <w:rPr>
-          <w:lang w:val="es-ES"/>
-        </w:rPr>
         <w:t xml:space="preserve">¿Qué medio usarías para conectar cada edificio? ¿Por qué?</w:t>
       </w:r>
     </w:p>
@@ -468,9 +346,6 @@
         </w:numPr>
       </w:pPr>
       <w:r>
-        <w:rPr>
-          <w:lang w:val="es-ES"/>
-        </w:rPr>
         <w:t xml:space="preserve">Si usas fibra, ¿monomodo o multimodo? ¿Para cada distancia?</w:t>
       </w:r>
     </w:p>
@@ -483,9 +358,6 @@
         </w:numPr>
       </w:pPr>
       <w:r>
-        <w:rPr>
-          <w:lang w:val="es-ES"/>
-        </w:rPr>
         <w:t xml:space="preserve">¿Qué conectores y módulos SFP elegirías?</w:t>
       </w:r>
     </w:p>
@@ -497,20 +369,13 @@
         <w:rPr>
           <w:b/>
           <w:bCs/>
-          <w:lang w:val="es-ES"/>
         </w:rPr>
         <w:t xml:space="preserve">Pista:</w:t>
       </w:r>
       <w:r>
-        <w:rPr>
-          <w:lang w:val="es-ES"/>
-        </w:rPr>
         <w:t xml:space="preserve"> </w:t>
       </w:r>
       <w:r>
-        <w:rPr>
-          <w:lang w:val="es-ES"/>
-        </w:rPr>
         <w:t xml:space="preserve">200 m → multimodo (barato). 2000 m → monomodo (necesario por distancia).</w:t>
       </w:r>
     </w:p>
@@ -521,9 +386,6 @@
         <w:pStyle w:val="Heading2"/>
       </w:pPr>
       <w:r>
-        <w:rPr>
-          <w:lang w:val="es-ES"/>
-        </w:rPr>
         <w:t xml:space="preserve">5. Pinout y solución de problemas</w:t>
       </w:r>
     </w:p>
@@ -532,9 +394,6 @@
         <w:pStyle w:val="FirstParagraph"/>
       </w:pPr>
       <w:r>
-        <w:rPr>
-          <w:lang w:val="es-ES"/>
-        </w:rPr>
         <w:t xml:space="preserve">Tienes un cable que no funciona. Usas un comprobador y ves esta secuencia de LEDs:</w:t>
       </w:r>
     </w:p>
@@ -545,7 +404,6 @@
       <w:r>
         <w:rPr>
           <w:rStyle w:val="VerbatimChar"/>
-          <w:lang w:val="es-ES"/>
         </w:rPr>
         <w:t xml:space="preserve">Extremo A: 1 2 3 4 5 6 7 8</w:t>
       </w:r>
@@ -555,7 +413,6 @@
       <w:r>
         <w:rPr>
           <w:rStyle w:val="VerbatimChar"/>
-          <w:lang w:val="es-ES"/>
         </w:rPr>
         <w:t xml:space="preserve">Extremo B: 1 2 3 4 5 6 7 8</w:t>
       </w:r>
@@ -565,7 +422,6 @@
       <w:r>
         <w:rPr>
           <w:rStyle w:val="VerbatimChar"/>
-          <w:lang w:val="es-ES"/>
         </w:rPr>
         <w:t xml:space="preserve">           ✓ ✓ ✗ ✓ ✓ ✓ ✓ ✓</w:t>
       </w:r>
@@ -579,9 +435,6 @@
         </w:numPr>
       </w:pPr>
       <w:r>
-        <w:rPr>
-          <w:lang w:val="es-ES"/>
-        </w:rPr>
         <w:t xml:space="preserve">¿Qué pin falla?</w:t>
       </w:r>
     </w:p>
@@ -594,9 +447,6 @@
         </w:numPr>
       </w:pPr>
       <w:r>
-        <w:rPr>
-          <w:lang w:val="es-ES"/>
-        </w:rPr>
         <w:t xml:space="preserve">¿Qué par de hilos está afectado?</w:t>
       </w:r>
     </w:p>
@@ -609,9 +459,6 @@
         </w:numPr>
       </w:pPr>
       <w:r>
-        <w:rPr>
-          <w:lang w:val="es-ES"/>
-        </w:rPr>
         <w:t xml:space="preserve">¿El cable funcionará parcialmente? ¿A qué velocidad?</w:t>
       </w:r>
     </w:p>
@@ -623,20 +470,13 @@
         <w:rPr>
           <w:b/>
           <w:bCs/>
-          <w:lang w:val="es-ES"/>
         </w:rPr>
         <w:t xml:space="preserve">Pista:</w:t>
       </w:r>
       <w:r>
-        <w:rPr>
-          <w:lang w:val="es-ES"/>
-        </w:rPr>
         <w:t xml:space="preserve"> </w:t>
       </w:r>
       <w:r>
-        <w:rPr>
-          <w:lang w:val="es-ES"/>
-        </w:rPr>
         <w:t xml:space="preserve">Localiza qué par (1-2, 3-6, 4-5, 7-8) corresponde al pin que falla.</w:t>
       </w:r>
     </w:p>
@@ -647,9 +487,6 @@
         <w:pStyle w:val="Heading2"/>
       </w:pPr>
       <w:r>
-        <w:rPr>
-          <w:lang w:val="es-ES"/>
-        </w:rPr>
         <w:t xml:space="preserve">6. Diseña el latiguillo perfecto</w:t>
       </w:r>
     </w:p>
@@ -658,9 +495,6 @@
         <w:pStyle w:val="FirstParagraph"/>
       </w:pPr>
       <w:r>
-        <w:rPr>
-          <w:lang w:val="es-ES"/>
-        </w:rPr>
         <w:t xml:space="preserve">Describe paso a paso cómo crimpar un cable directo T568B, incluyendo:</w:t>
       </w:r>
     </w:p>
@@ -673,9 +507,6 @@
         </w:numPr>
       </w:pPr>
       <w:r>
-        <w:rPr>
-          <w:lang w:val="es-ES"/>
-        </w:rPr>
         <w:t xml:space="preserve">Herramientas necesarias</w:t>
       </w:r>
     </w:p>
@@ -688,9 +519,6 @@
         </w:numPr>
       </w:pPr>
       <w:r>
-        <w:rPr>
-          <w:lang w:val="es-ES"/>
-        </w:rPr>
         <w:t xml:space="preserve">Longitud recomendada de pelado de funda</w:t>
       </w:r>
     </w:p>
@@ -703,9 +531,6 @@
         </w:numPr>
       </w:pPr>
       <w:r>
-        <w:rPr>
-          <w:lang w:val="es-ES"/>
-        </w:rPr>
         <w:t xml:space="preserve">Orden exacto de los hilos (de izquierda a derecha, con el clip hacia abajo)</w:t>
       </w:r>
     </w:p>
@@ -718,9 +543,6 @@
         </w:numPr>
       </w:pPr>
       <w:r>
-        <w:rPr>
-          <w:lang w:val="es-ES"/>
-        </w:rPr>
         <w:t xml:space="preserve">Cómo saber si el crimpado ha sido correcto</w:t>
       </w:r>
     </w:p>
@@ -731,9 +553,6 @@
         <w:pStyle w:val="Heading2"/>
       </w:pPr>
       <w:r>
-        <w:rPr>
-          <w:lang w:val="es-ES"/>
-        </w:rPr>
         <w:t xml:space="preserve">7. Elección de medio a escala</w:t>
       </w:r>
     </w:p>
@@ -742,9 +561,6 @@
         <w:pStyle w:val="FirstParagraph"/>
       </w:pPr>
       <w:r>
-        <w:rPr>
-          <w:lang w:val="es-ES"/>
-        </w:rPr>
         <w:t xml:space="preserve">Decide qué medio de transmisión usarías para cada escenario y justifícalo:</w:t>
       </w:r>
     </w:p>
@@ -760,20 +576,13 @@
         <w:rPr>
           <w:b/>
           <w:bCs/>
-          <w:lang w:val="es-ES"/>
         </w:rPr>
         <w:t xml:space="preserve">Mini-oficina</w:t>
       </w:r>
       <w:r>
-        <w:rPr>
-          <w:lang w:val="es-ES"/>
-        </w:rPr>
         <w:t xml:space="preserve"> </w:t>
       </w:r>
       <w:r>
-        <w:rPr>
-          <w:lang w:val="es-ES"/>
-        </w:rPr>
         <w:t xml:space="preserve">de 8 puestos en un local de 60 m².</w:t>
       </w:r>
     </w:p>
@@ -789,20 +598,13 @@
         <w:rPr>
           <w:b/>
           <w:bCs/>
-          <w:lang w:val="es-ES"/>
         </w:rPr>
         <w:t xml:space="preserve">Planta</w:t>
       </w:r>
       <w:r>
-        <w:rPr>
-          <w:lang w:val="es-ES"/>
-        </w:rPr>
         <w:t xml:space="preserve"> </w:t>
       </w:r>
       <w:r>
-        <w:rPr>
-          <w:lang w:val="es-ES"/>
-        </w:rPr>
         <w:t xml:space="preserve">de 40 puestos en un edificio de oficinas con el rack en la misma planta.</w:t>
       </w:r>
     </w:p>
@@ -818,20 +620,13 @@
         <w:rPr>
           <w:b/>
           <w:bCs/>
-          <w:lang w:val="es-ES"/>
         </w:rPr>
         <w:t xml:space="preserve">Campus</w:t>
       </w:r>
       <w:r>
-        <w:rPr>
-          <w:lang w:val="es-ES"/>
-        </w:rPr>
         <w:t xml:space="preserve"> </w:t>
       </w:r>
       <w:r>
-        <w:rPr>
-          <w:lang w:val="es-ES"/>
-        </w:rPr>
         <w:t xml:space="preserve">de 3 edificios separados por 100, 500 y 2000 metros.</w:t>
       </w:r>
     </w:p>
@@ -840,9 +635,6 @@
         <w:pStyle w:val="FirstParagraph"/>
       </w:pPr>
       <w:r>
-        <w:rPr>
-          <w:lang w:val="es-ES"/>
-        </w:rPr>
         <w:t xml:space="preserve">En cada caso indica: medio (cobre/fibra), categoría/estándar aproximado y, si usas fibra, monomodo o multimodo.</w:t>
       </w:r>
     </w:p>
@@ -854,20 +646,13 @@
         <w:rPr>
           <w:b/>
           <w:bCs/>
-          <w:lang w:val="es-ES"/>
         </w:rPr>
         <w:t xml:space="preserve">Pista:</w:t>
       </w:r>
       <w:r>
-        <w:rPr>
-          <w:lang w:val="es-ES"/>
-        </w:rPr>
         <w:t xml:space="preserve"> </w:t>
       </w:r>
       <w:r>
-        <w:rPr>
-          <w:lang w:val="es-ES"/>
-        </w:rPr>
         <w:t xml:space="preserve">decide primero por distancia y presupuesto. 100 m es el límite del cobre, la multimodo cubre hasta ~550 m y la monomodo el resto.</w:t>
       </w:r>
     </w:p>
@@ -878,9 +663,6 @@
         <w:pStyle w:val="Heading2"/>
       </w:pPr>
       <w:r>
-        <w:rPr>
-          <w:lang w:val="es-ES"/>
-        </w:rPr>
         <w:t xml:space="preserve">8. Diagnóstico por capas (OSI en acción)</w:t>
       </w:r>
     </w:p>
@@ -889,9 +671,6 @@
         <w:pStyle w:val="FirstParagraph"/>
       </w:pPr>
       <w:r>
-        <w:rPr>
-          <w:lang w:val="es-ES"/>
-        </w:rPr>
         <w:t xml:space="preserve">Síntomas en una oficina:</w:t>
       </w:r>
     </w:p>
@@ -907,20 +686,13 @@
         <w:rPr>
           <w:b/>
           <w:bCs/>
-          <w:lang w:val="es-ES"/>
         </w:rPr>
         <w:t xml:space="preserve">Síntoma A:</w:t>
       </w:r>
       <w:r>
-        <w:rPr>
-          <w:lang w:val="es-ES"/>
-        </w:rPr>
         <w:t xml:space="preserve"> </w:t>
       </w:r>
       <w:r>
-        <w:rPr>
-          <w:lang w:val="es-ES"/>
-        </w:rPr>
         <w:t xml:space="preserve">el LED del switch está verde, el tester de cables pasa al 100%, pero Wireshark muestra tramas con FCS erróneo y el ping a la IP del gateway falla a veces.</w:t>
       </w:r>
     </w:p>
@@ -936,20 +708,13 @@
         <w:rPr>
           <w:b/>
           <w:bCs/>
-          <w:lang w:val="es-ES"/>
         </w:rPr>
         <w:t xml:space="preserve">Síntoma B:</w:t>
       </w:r>
       <w:r>
-        <w:rPr>
-          <w:lang w:val="es-ES"/>
-        </w:rPr>
         <w:t xml:space="preserve"> </w:t>
       </w:r>
       <w:r>
-        <w:rPr>
-          <w:lang w:val="es-ES"/>
-        </w:rPr>
         <w:t xml:space="preserve">el LED del puerto del switch está apagado en el PC del usuario, aunque el cable está enchufado a ambos lados.</w:t>
       </w:r>
     </w:p>
@@ -965,20 +730,13 @@
         <w:rPr>
           <w:b/>
           <w:bCs/>
-          <w:lang w:val="es-ES"/>
         </w:rPr>
         <w:t xml:space="preserve">Síntoma C:</w:t>
       </w:r>
       <w:r>
-        <w:rPr>
-          <w:lang w:val="es-ES"/>
-        </w:rPr>
         <w:t xml:space="preserve"> </w:t>
       </w:r>
       <w:r>
-        <w:rPr>
-          <w:lang w:val="es-ES"/>
-        </w:rPr>
         <w:t xml:space="preserve">el cable está pelado y un par partido: no hay LED de enlace.</w:t>
       </w:r>
     </w:p>
@@ -987,9 +745,6 @@
         <w:pStyle w:val="FirstParagraph"/>
       </w:pPr>
       <w:r>
-        <w:rPr>
-          <w:lang w:val="es-ES"/>
-        </w:rPr>
         <w:t xml:space="preserve">Para cada síntoma:</w:t>
       </w:r>
     </w:p>
@@ -1002,9 +757,6 @@
         </w:numPr>
       </w:pPr>
       <w:r>
-        <w:rPr>
-          <w:lang w:val="es-ES"/>
-        </w:rPr>
         <w:t xml:space="preserve">¿En qué capa OSI (1, 2 o 3) sitúas el fallo? Justifica con la PDU afectada (bits, trama, paquete).</w:t>
       </w:r>
     </w:p>
@@ -1017,9 +769,6 @@
         </w:numPr>
       </w:pPr>
       <w:r>
-        <w:rPr>
-          <w:lang w:val="es-ES"/>
-        </w:rPr>
         <w:t xml:space="preserve">¿Qué comando o herramienta usarías primero?</w:t>
       </w:r>
     </w:p>
@@ -1032,9 +781,6 @@
         </w:numPr>
       </w:pPr>
       <w:r>
-        <w:rPr>
-          <w:lang w:val="es-ES"/>
-        </w:rPr>
         <w:t xml:space="preserve">En el Síntoma A, ¿por qué el fallo NO está en la capa 1 si el tester ha pasado?</w:t>
       </w:r>
     </w:p>
@@ -1046,20 +792,13 @@
         <w:rPr>
           <w:b/>
           <w:bCs/>
-          <w:lang w:val="es-ES"/>
         </w:rPr>
         <w:t xml:space="preserve">Pista:</w:t>
       </w:r>
       <w:r>
-        <w:rPr>
-          <w:lang w:val="es-ES"/>
-        </w:rPr>
         <w:t xml:space="preserve"> </w:t>
       </w:r>
       <w:r>
-        <w:rPr>
-          <w:lang w:val="es-ES"/>
-        </w:rPr>
         <w:t xml:space="preserve">escalera 1→2→3 de UD1; si hay LED y tester OK, la capa 1 local funciona y el problema sube a la trama o más arriba.</w:t>
       </w:r>
     </w:p>

--- a/docx/02-ethernet-cableado/boletin-U02-avanzado.docx
+++ b/docx/02-ethernet-cableado/boletin-U02-avanzado.docx
@@ -28,23 +28,23 @@
         </w:p>
       </w:sdtContent>
     </w:sdt>
-    <w:bookmarkStart w:id="9" w:name="boletín-ud2-avanzado"/>
+    <w:bookmarkStart w:id="9" w:name="boletín-de-ethernet-y-cableado-avanzado"/>
     <w:p>
       <w:pPr>
         <w:pStyle w:val="Heading1"/>
       </w:pPr>
       <w:r>
-        <w:t xml:space="preserve">Boletín UD2 — Avanzado</w:t>
+        <w:t xml:space="preserve">Boletín de Ethernet y cableado — Avanzado</w:t>
       </w:r>
     </w:p>
     <w:bookmarkEnd w:id="9"/>
-    <w:bookmarkStart w:id="18" w:name="boletín-ud2-avanzado-1"/>
+    <w:bookmarkStart w:id="18" w:name="X036f7d340e89ddc34fffc244486da82a3fb7748"/>
     <w:p>
       <w:pPr>
         <w:pStyle w:val="Heading1"/>
       </w:pPr>
       <w:r>
-        <w:t xml:space="preserve">📝 Boletín UD2 — Avanzado</w:t>
+        <w:t xml:space="preserve">📝 Boletín de Ethernet y cableado — Avanzado</w:t>
       </w:r>
     </w:p>
     <w:p>
@@ -799,7 +799,7 @@
         <w:t xml:space="preserve"> </w:t>
       </w:r>
       <w:r>
-        <w:t xml:space="preserve">escalera 1→2→3 de UD1; si hay LED y tester OK, la capa 1 local funciona y el problema sube a la trama o más arriba.</w:t>
+        <w:t xml:space="preserve">escalera 1→2→3 de la unidad inicial; si hay LED y tester OK, la capa 1 local funciona y el problema sube a la trama o más arriba.</w:t>
       </w:r>
     </w:p>
     <w:bookmarkEnd w:id="17"/>

--- a/docx/02-ethernet-cableado/boletin-U02-avanzado.docx
+++ b/docx/02-ethernet-cableado/boletin-U02-avanzado.docx
@@ -459,7 +459,7 @@
         </w:numPr>
       </w:pPr>
       <w:r>
-        <w:t xml:space="preserve">¿El cable funcionará parcialmente? ¿A qué velocidad?</w:t>
+        <w:t xml:space="preserve">¿Enlaza el cable? ¿A qué velocidad negociará?</w:t>
       </w:r>
     </w:p>
     <w:p>
@@ -781,7 +781,7 @@
         </w:numPr>
       </w:pPr>
       <w:r>
-        <w:t xml:space="preserve">En el Síntoma A, ¿por qué el fallo NO está en la capa 1 si el tester ha pasado?</w:t>
+        <w:t xml:space="preserve">En el Síntoma A, el tester ha pasado al 100%. ¿Puedes descartar ya la capa 1? Justifica.</w:t>
       </w:r>
     </w:p>
     <w:p>
